--- a/microfrontend/washington_smiles/artifacts/p3b_First_Video_Script_WashingtonSmiles.docx
+++ b/microfrontend/washington_smiles/artifacts/p3b_First_Video_Script_WashingtonSmiles.docx
@@ -4,170 +4,420 @@
   <w:body>
     <w:p>
       <w:pPr>
-        <w:spacing w:before="80" w:after="40"/>
+        <w:spacing w:after="40" w:before="0"/>
       </w:pPr>
       <w:r>
         <w:rPr>
-          <w:rFonts w:ascii="Arial" w:hAnsi="Arial" w:cs="Arial"/>
+          <w:rFonts w:ascii="Arial" w:hAnsi="Arial"/>
           <w:b/>
           <w:i w:val="0"/>
-          <w:color w:val="1A3A5C"/>
-          <w:sz w:val="36"/>
+          <w:sz w:val="40"/>
         </w:rPr>
-        <w:t>Washington Smiles — First Video</w:t>
+        <w:t>Washington Smiles (Integrity Dental Group) — First Video</w:t>
       </w:r>
     </w:p>
     <w:p>
       <w:pPr>
-        <w:spacing w:after="0"/>
+        <w:spacing w:after="40" w:before="0"/>
       </w:pPr>
       <w:r>
         <w:rPr>
-          <w:rFonts w:ascii="Arial" w:hAnsi="Arial" w:cs="Arial"/>
+          <w:rFonts w:ascii="Arial" w:hAnsi="Arial"/>
           <w:b w:val="0"/>
           <w:i w:val="0"/>
-          <w:color w:val="888888"/>
-          <w:sz w:val="22"/>
+          <w:color w:val="555555"/>
+          <w:sz w:val="24"/>
         </w:rPr>
         <w:t>Dev8X First-Touch Script — 2–3 Minute Recording</w:t>
       </w:r>
     </w:p>
     <w:p>
       <w:pPr>
-        <w:spacing w:after="120"/>
+        <w:spacing w:after="280" w:before="0"/>
       </w:pPr>
       <w:r>
         <w:rPr>
-          <w:rFonts w:ascii="Arial" w:hAnsi="Arial" w:cs="Arial"/>
+          <w:rFonts w:ascii="Arial" w:hAnsi="Arial"/>
           <w:b w:val="0"/>
           <w:i w:val="0"/>
-          <w:color w:val="888888"/>
-          <w:sz w:val="22"/>
+          <w:color w:val="555555"/>
+          <w:sz w:val="24"/>
         </w:rPr>
-        <w:t>Abdul  |  June 2026</w:t>
+        <w:t>Abdul | July 2026</w:t>
       </w:r>
     </w:p>
     <w:p>
       <w:pPr>
-        <w:spacing w:before="40" w:after="120"/>
-        <w:pBdr>
-          <w:bottom w:val="single" w:sz="6" w:space="1" w:color="cbd5e1"/>
-        </w:pBdr>
+        <w:spacing w:after="40" w:before="80"/>
+        <w:shd w:val="clear" w:color="auto" w:fill="e8f7ec"/>
       </w:pPr>
+      <w:r>
+        <w:rPr>
+          <w:rFonts w:ascii="Arial" w:hAnsi="Arial"/>
+          <w:b/>
+          <w:i w:val="0"/>
+          <w:color w:val="1F7A3D"/>
+          <w:sz w:val="26"/>
+        </w:rPr>
+        <w:t>PRE-FLIGHT QA GATE: PASS</w:t>
+      </w:r>
     </w:p>
     <w:p>
       <w:pPr>
-        <w:spacing w:after="200"/>
+        <w:spacing w:after="280" w:before="0"/>
+        <w:shd w:val="clear" w:color="auto" w:fill="e8f7ec"/>
       </w:pPr>
       <w:r>
         <w:rPr>
-          <w:rFonts w:ascii="Arial" w:hAnsi="Arial" w:cs="Arial"/>
+          <w:rFonts w:ascii="Arial" w:hAnsi="Arial"/>
+          <w:b w:val="0"/>
+          <w:i/>
+          <w:sz w:val="22"/>
+        </w:rPr>
+        <w:t>4 current problems are traceable to Dr. Smith's own named public LinkedIn posts and the Washington Smiles website — not inferred or generic. The primary bottleneck is backed by multiple explicit owner statements. No L1/L2 dollar figure exists for the stakes number (the ROI Integrity Ladder shows only structural L1 facts — location count, tenure, donation total; all operational metrics are L4/excluded), so Beat 4 uses a directional volume statement instead of a fabricated cost estimate, per the Hold-Back Rules. Version guard confirmed: p3a_New_Output_Report.html is the TRIMMED hold-back version — no solution cards, no ROI dashboard, no build timeline, and the CTA is a reply ask, not a demo link.</w:t>
+      </w:r>
+    </w:p>
+    <w:p>
+      <w:pPr>
+        <w:spacing w:after="200" w:before="80"/>
+        <w:jc w:val="center"/>
+      </w:pPr>
+      <w:r>
+        <w:rPr>
+          <w:rFonts w:ascii="Arial" w:hAnsi="Arial"/>
+          <w:b w:val="0"/>
+          <w:i w:val="0"/>
+          <w:color w:val="555555"/>
+          <w:sz w:val="20"/>
+        </w:rPr>
+        <w:t>——————————————————————————————</w:t>
+      </w:r>
+    </w:p>
+    <w:p>
+      <w:pPr>
+        <w:spacing w:after="200" w:before="360"/>
+      </w:pPr>
+      <w:r>
+        <w:rPr>
+          <w:rFonts w:ascii="Arial" w:hAnsi="Arial"/>
+          <w:b/>
+          <w:i w:val="0"/>
+          <w:color w:val="1A5C8A"/>
+          <w:sz w:val="44"/>
+        </w:rPr>
+        <w:t>PART 0 — THE DM WRAPPER &amp; DELIVERY</w:t>
+      </w:r>
+    </w:p>
+    <w:p>
+      <w:pPr>
+        <w:spacing w:after="160" w:before="0"/>
+      </w:pPr>
+      <w:r>
+        <w:rPr>
+          <w:rFonts w:ascii="Arial" w:hAnsi="Arial"/>
+          <w:b w:val="0"/>
+          <w:i/>
+          <w:sz w:val="22"/>
+        </w:rPr>
+        <w:t>Produced alongside the script: the wrapper DM, the caption transcript, the mobile-recording note, and the LinkedIn connection request.</w:t>
+      </w:r>
+    </w:p>
+    <w:p>
+      <w:pPr>
+        <w:spacing w:after="80" w:before="280"/>
+      </w:pPr>
+      <w:r>
+        <w:rPr>
+          <w:rFonts w:ascii="Arial" w:hAnsi="Arial"/>
+          <w:b/>
+          <w:i w:val="0"/>
+          <w:color w:val="2A7AAA"/>
+          <w:sz w:val="30"/>
+        </w:rPr>
+        <w:t>0.1 — The Wrapper Message (sent with the video)</w:t>
+      </w:r>
+    </w:p>
+    <w:p>
+      <w:pPr>
+        <w:spacing w:after="200" w:before="0"/>
+        <w:shd w:val="clear" w:color="auto" w:fill="f5f5f5"/>
+      </w:pPr>
+      <w:r>
+        <w:rPr>
+          <w:rFonts w:ascii="Arial" w:hAnsi="Arial"/>
+          <w:b w:val="0"/>
+          <w:i w:val="0"/>
+          <w:sz w:val="24"/>
+        </w:rPr>
+        <w:t>“We’ve never spoken, so this is completely cold — I run a small dev studio, Dev8X, and spent an hour going through what you’ve posted publicly about scaling Integrity Dental Group. I recorded a 3-minute read on where I think the playbook you’re building by hand is about to hit a wall as you keep opening locations. No pitch here — just tell me if I’m wrong.”</w:t>
+      </w:r>
+    </w:p>
+    <w:p>
+      <w:pPr>
+        <w:spacing w:after="80" w:before="280"/>
+      </w:pPr>
+      <w:r>
+        <w:rPr>
+          <w:rFonts w:ascii="Arial" w:hAnsi="Arial"/>
+          <w:b/>
+          <w:i w:val="0"/>
+          <w:color w:val="2A7AAA"/>
+          <w:sz w:val="30"/>
+        </w:rPr>
+        <w:t>0.2 — Captions (burned-in transcript, mandatory)</w:t>
+      </w:r>
+    </w:p>
+    <w:p>
+      <w:pPr>
+        <w:spacing w:after="160" w:before="0"/>
+      </w:pPr>
+      <w:r>
+        <w:rPr>
+          <w:rFonts w:ascii="Arial" w:hAnsi="Arial"/>
+          <w:b w:val="0"/>
+          <w:i/>
+          <w:sz w:val="22"/>
+        </w:rPr>
+        <w:t>Clean caption block — every 🎙 SPEAK line from Part A, in order, for burned-in captions:</w:t>
+      </w:r>
+    </w:p>
+    <w:p>
+      <w:pPr>
+        <w:spacing w:after="120" w:before="0"/>
+      </w:pPr>
+      <w:r>
+        <w:rPr>
+          <w:rFonts w:ascii="Courier New" w:hAnsi="Courier New"/>
+          <w:b w:val="0"/>
+          <w:i w:val="0"/>
+          <w:sz w:val="20"/>
+        </w:rPr>
+        <w:t>You've grown Integrity Dental Group to five locations now, and every one of them still runs on the same manual Office Manager Playbook — scheduling, collections, and daily ops tracked by hand. I noticed it in the exact words you used describing that playbook, pillar by pillar.</w:t>
+      </w:r>
+    </w:p>
+    <w:p>
+      <w:pPr>
+        <w:spacing w:after="120" w:before="0"/>
+      </w:pPr>
+      <w:r>
+        <w:rPr>
+          <w:rFonts w:ascii="Courier New" w:hAnsi="Courier New"/>
+          <w:b w:val="0"/>
+          <w:i w:val="0"/>
+          <w:sz w:val="20"/>
+        </w:rPr>
+        <w:t>Everything here came from what you've already made public — your own LinkedIn posts and your website, nothing private. You've said scheduling is busy, not productive, with no real system for gap-fill or provider utilization. You've said collections tracking — targets, aging reports, insurance follow-up — is still done by hand at every location. And you've said leadership can't see all five offices in one place; KPIs are still compiled office by office. None of this is a guess.</w:t>
+      </w:r>
+    </w:p>
+    <w:p>
+      <w:pPr>
+        <w:spacing w:after="120" w:before="0"/>
+      </w:pPr>
+      <w:r>
+        <w:rPr>
+          <w:rFonts w:ascii="Courier New" w:hAnsi="Courier New"/>
+          <w:b w:val="0"/>
+          <w:i w:val="0"/>
+          <w:sz w:val="20"/>
+        </w:rPr>
+        <w:t>Here's the honest boundary of what I can see from outside: your location count, how long you've operated, and what you've written about your own playbook. What I can't see is how many hours each manager spends on scheduling and collections weekly, your real collections rate, or how long a new manager takes to become fully productive. Those numbers are exactly where the real cost is sitting — and they're the first thing worth mapping out together.</w:t>
+      </w:r>
+    </w:p>
+    <w:p>
+      <w:pPr>
+        <w:spacing w:after="120" w:before="0"/>
+      </w:pPr>
+      <w:r>
+        <w:rPr>
+          <w:rFonts w:ascii="Courier New" w:hAnsi="Courier New"/>
+          <w:b w:val="0"/>
+          <w:i w:val="0"/>
+          <w:sz w:val="20"/>
+        </w:rPr>
+        <w:t>Right now, that same manual system runs independently five separate times, once per office — and that's before office number six. You've said your goal is to build 'the best dang dental group on the planet,' where every office runs the same way whether you're in the building or not. This gap stands between you and that goal — and it doesn't stay the same size as you grow, it multiplies with every new location.</w:t>
+      </w:r>
+    </w:p>
+    <w:p>
+      <w:pPr>
+        <w:spacing w:after="120" w:before="0"/>
+      </w:pPr>
+      <w:r>
+        <w:rPr>
+          <w:rFonts w:ascii="Courier New" w:hAnsi="Courier New"/>
+          <w:b w:val="0"/>
+          <w:i w:val="0"/>
+          <w:sz w:val="20"/>
+        </w:rPr>
+        <w:t>This is exactly the kind of operational gap we build systems to close — replacing a paper playbook with something that runs itself across every location.</w:t>
+      </w:r>
+    </w:p>
+    <w:p>
+      <w:pPr>
+        <w:spacing w:after="120" w:before="0"/>
+      </w:pPr>
+      <w:r>
+        <w:rPr>
+          <w:rFonts w:ascii="Courier New" w:hAnsi="Courier New"/>
+          <w:b w:val="0"/>
+          <w:i w:val="0"/>
+          <w:sz w:val="20"/>
+        </w:rPr>
+        <w:t>I'd genuinely rather be corrected than flattered here — the one problem you push back on hardest is usually the one that matters most inside your operation. You know the inside; I only see the outside, so tell me which of these I read right, and which one I've overweighted.</w:t>
+      </w:r>
+    </w:p>
+    <w:p>
+      <w:pPr>
+        <w:spacing w:after="80" w:before="280"/>
+      </w:pPr>
+      <w:r>
+        <w:rPr>
+          <w:rFonts w:ascii="Arial" w:hAnsi="Arial"/>
+          <w:b/>
+          <w:i w:val="0"/>
+          <w:color w:val="2A7AAA"/>
+          <w:sz w:val="30"/>
+        </w:rPr>
+        <w:t>0.3 — Recording for Mobile (legibility)</w:t>
+      </w:r>
+    </w:p>
+    <w:p>
+      <w:pPr>
+        <w:spacing w:after="120" w:before="0"/>
+        <w:shd w:val="clear" w:color="auto" w:fill="FFF3CC"/>
+      </w:pPr>
+      <w:r>
+        <w:rPr>
+          <w:rFonts w:ascii="Arial" w:hAnsi="Arial"/>
           <w:b/>
           <w:i w:val="0"/>
           <w:color w:val="1A3A5C"/>
           <w:sz w:val="22"/>
         </w:rPr>
-        <w:t xml:space="preserve">Prospect: </w:t>
+        <w:t xml:space="preserve">📌 NOTE  </w:t>
       </w:r>
       <w:r>
         <w:rPr>
-          <w:rFonts w:ascii="Arial" w:hAnsi="Arial" w:cs="Arial"/>
+          <w:rFonts w:ascii="Arial" w:hAnsi="Arial"/>
+          <w:b w:val="0"/>
+          <w:i/>
+          <w:sz w:val="22"/>
+        </w:rPr>
+        <w:t>Do not film a continuous scroll of the brief. Zoom into one element at a time — the hero headline, one problem row, the transparency table — matched to the beat being spoken. Record at 1280×720 or higher, and confirm the smallest on-screen text (the Research Transparency table body copy) is legible at phone size before finalizing.</w:t>
+      </w:r>
+    </w:p>
+    <w:p>
+      <w:pPr>
+        <w:spacing w:after="80" w:before="280"/>
+      </w:pPr>
+      <w:r>
+        <w:rPr>
+          <w:rFonts w:ascii="Arial" w:hAnsi="Arial"/>
+          <w:b/>
+          <w:i w:val="0"/>
+          <w:color w:val="2A7AAA"/>
+          <w:sz w:val="30"/>
+        </w:rPr>
+        <w:t>0.4 — The LinkedIn Connection Request (sent before the video)</w:t>
+      </w:r>
+    </w:p>
+    <w:p>
+      <w:pPr>
+        <w:spacing w:after="120" w:before="0"/>
+        <w:shd w:val="clear" w:color="auto" w:fill="f5f5f5"/>
+      </w:pPr>
+      <w:r>
+        <w:rPr>
+          <w:rFonts w:ascii="Arial" w:hAnsi="Arial"/>
           <w:b w:val="0"/>
           <w:i w:val="0"/>
-          <w:color w:val="1E293B"/>
-          <w:sz w:val="22"/>
+          <w:sz w:val="24"/>
         </w:rPr>
-        <w:t xml:space="preserve">Dr. Melissa Smith, CEO — Integrity Dental Group (Washington Smiles).  </w:t>
+        <w:t>“Hi Dr. Smith — I've been following your recent posts on building out the Office Manager Playbook across your locations, sharp thinking on scaling something that hands-on. Would love to connect.”</w:t>
       </w:r>
+    </w:p>
+    <w:p>
+      <w:pPr>
+        <w:spacing w:after="120" w:before="0"/>
+        <w:shd w:val="clear" w:color="auto" w:fill="FFF3CC"/>
+      </w:pPr>
       <w:r>
         <w:rPr>
-          <w:rFonts w:ascii="Arial" w:hAnsi="Arial" w:cs="Arial"/>
+          <w:rFonts w:ascii="Arial" w:hAnsi="Arial"/>
           <w:b/>
           <w:i w:val="0"/>
           <w:color w:val="1A3A5C"/>
           <w:sz w:val="22"/>
         </w:rPr>
-        <w:t xml:space="preserve">Format: </w:t>
+        <w:t xml:space="preserve">📌 NOTE  </w:t>
       </w:r>
       <w:r>
         <w:rPr>
-          <w:rFonts w:ascii="Arial" w:hAnsi="Arial" w:cs="Arial"/>
+          <w:rFonts w:ascii="Arial" w:hAnsi="Arial"/>
           <w:b w:val="0"/>
-          <w:i w:val="0"/>
-          <w:color w:val="1E293B"/>
+          <w:i/>
           <w:sz w:val="22"/>
         </w:rPr>
-        <w:t>Screen-recorded walkthrough of the Decision Safety Brief, read aloud in first person. Sent as the first direct message after the LinkedIn connection is accepted.</w:t>
+        <w:t>Send only after a warming comment has drawn a like, reply, or profile view. No pitch. Wait 24–48 hours after acceptance before sending the wrapper + video (0.1).</w:t>
+      </w:r>
+    </w:p>
+    <w:p>
+      <w:r>
+        <w:br w:type="page"/>
       </w:r>
     </w:p>
     <w:p>
       <w:pPr>
-        <w:spacing w:before="80" w:after="40"/>
+        <w:spacing w:after="200" w:before="360"/>
       </w:pPr>
       <w:r>
         <w:rPr>
-          <w:rFonts w:ascii="Arial" w:hAnsi="Arial" w:cs="Arial"/>
+          <w:rFonts w:ascii="Arial" w:hAnsi="Arial"/>
           <w:b/>
           <w:i w:val="0"/>
-          <w:color w:val="1A3A5C"/>
-          <w:sz w:val="30"/>
+          <w:color w:val="1A5C8A"/>
+          <w:sz w:val="44"/>
         </w:rPr>
-        <w:t>PART A — The First Video Script</w:t>
+        <w:t>PART A — THE FIRST VIDEO SCRIPT</w:t>
       </w:r>
     </w:p>
     <w:p>
       <w:pPr>
-        <w:spacing w:after="200"/>
+        <w:spacing w:after="80" w:before="280"/>
       </w:pPr>
       <w:r>
         <w:rPr>
-          <w:rFonts w:ascii="Arial" w:hAnsi="Arial" w:cs="Arial"/>
-          <w:b w:val="0"/>
-          <w:i/>
-          <w:color w:val="888888"/>
-          <w:sz w:val="19"/>
+          <w:rFonts w:ascii="Arial" w:hAnsi="Arial"/>
+          <w:b/>
+          <w:i w:val="0"/>
+          <w:color w:val="2A7AAA"/>
+          <w:sz w:val="30"/>
         </w:rPr>
-        <w:t>Target: ~375 spoken words (2–3 min). Narrate only the problem, research-transparency, and future-risk surfaces. Do not mention solutions, ROI, build, or any price — the paid session is offered only in Part B, after she replies.</w:t>
+        <w:t>BEAT 1 — Cold Open: name his exact bottleneck (Recognition)</w:t>
       </w:r>
     </w:p>
     <w:p>
       <w:pPr>
-        <w:spacing w:before="240" w:after="0"/>
+        <w:spacing w:after="80" w:before="0"/>
       </w:pPr>
       <w:r>
         <w:rPr>
-          <w:rFonts w:ascii="Arial" w:hAnsi="Arial" w:cs="Arial"/>
-          <w:b/>
-          <w:i w:val="0"/>
-          <w:color w:val="1A3A5C"/>
-          <w:sz w:val="25"/>
+          <w:rFonts w:ascii="Arial" w:hAnsi="Arial"/>
+          <w:b w:val="0"/>
+          <w:i/>
+          <w:color w:val="555555"/>
+          <w:sz w:val="22"/>
         </w:rPr>
-        <w:t>BEAT 1 — Cold Open: name her exact bottleneck</w:t>
+        <w:t>Purpose: first 20 seconds — trigger RECOGNITION</w:t>
       </w:r>
     </w:p>
     <w:p>
       <w:pPr>
-        <w:spacing w:after="80"/>
+        <w:spacing w:after="160" w:before="0"/>
       </w:pPr>
       <w:r>
         <w:rPr>
-          <w:rFonts w:ascii="Arial" w:hAnsi="Arial" w:cs="Arial"/>
+          <w:rFonts w:ascii="Courier New" w:hAnsi="Courier New"/>
           <w:b w:val="0"/>
-          <w:i/>
-          <w:color w:val="888888"/>
-          <w:sz w:val="19"/>
-        </w:rPr>
-        <w:t>First 20 seconds — open inside her problem, no introduction.</w:t>
-      </w:r>
-    </w:p>
-    <w:p>
-      <w:pPr>
-        <w:spacing w:before="200" w:after="40"/>
-      </w:pPr>
-      <w:r>
-        <w:rPr>
-          <w:rFonts w:ascii="Courier New" w:hAnsi="Courier New" w:cs="Courier New"/>
-          <w:b/>
           <w:i w:val="0"/>
           <w:color w:val="888888"/>
           <w:sz w:val="20"/>
@@ -177,25 +427,24 @@
     </w:p>
     <w:p>
       <w:pPr>
+        <w:spacing w:after="120" w:before="0"/>
         <w:shd w:val="clear" w:color="auto" w:fill="ddeeff"/>
-        <w:spacing w:after="160"/>
       </w:pPr>
       <w:r>
         <w:rPr>
-          <w:rFonts w:ascii="Arial" w:hAnsi="Arial" w:cs="Arial"/>
+          <w:rFonts w:ascii="Arial" w:hAnsi="Arial"/>
           <w:b/>
           <w:i w:val="0"/>
           <w:color w:val="1A3A5C"/>
           <w:sz w:val="22"/>
         </w:rPr>
-        <w:t xml:space="preserve">🖥 SCREEN: </w:t>
+        <w:t xml:space="preserve">🖥 SCREEN  </w:t>
       </w:r>
       <w:r>
         <w:rPr>
-          <w:rFonts w:ascii="Arial" w:hAnsi="Arial" w:cs="Arial"/>
+          <w:rFonts w:ascii="Arial" w:hAnsi="Arial"/>
           <w:b w:val="0"/>
           <w:i w:val="0"/>
-          <w:color w:val="1E293B"/>
           <w:sz w:val="22"/>
         </w:rPr>
         <w:t>The hero of the brief — the bottleneck headline, “Five locations are scaling faster than the systems that run them.”</w:t>
@@ -203,68 +452,92 @@
     </w:p>
     <w:p>
       <w:pPr>
-        <w:spacing w:line="360" w:lineRule="auto" w:after="160"/>
+        <w:spacing w:after="200" w:before="0" w:line="360" w:lineRule="auto"/>
         <w:ind w:left="360"/>
       </w:pPr>
       <w:r>
         <w:rPr>
-          <w:rFonts w:ascii="Arial" w:hAnsi="Arial" w:cs="Arial"/>
+          <w:rFonts w:ascii="Arial" w:hAnsi="Arial"/>
+          <w:b/>
+          <w:i w:val="0"/>
+          <w:color w:val="1A3A5C"/>
+          <w:sz w:val="24"/>
+        </w:rPr>
+        <w:t xml:space="preserve">🎙 SPEAK  </w:t>
+      </w:r>
+      <w:r>
+        <w:rPr>
+          <w:rFonts w:ascii="Arial" w:hAnsi="Arial"/>
+          <w:b w:val="0"/>
+          <w:i w:val="0"/>
+          <w:sz w:val="24"/>
+        </w:rPr>
+        <w:t>"You've grown Integrity Dental Group to five locations now, and every one of them still runs on the same manual Office Manager Playbook — scheduling, collections, and daily ops tracked by hand. I noticed it in the exact words you used describing that playbook, pillar by pillar."</w:t>
+      </w:r>
+    </w:p>
+    <w:p>
+      <w:pPr>
+        <w:spacing w:after="120" w:before="0"/>
+        <w:shd w:val="clear" w:color="auto" w:fill="FFF3CC"/>
+      </w:pPr>
+      <w:r>
+        <w:rPr>
+          <w:rFonts w:ascii="Arial" w:hAnsi="Arial"/>
           <w:b/>
           <w:i w:val="0"/>
           <w:color w:val="1A3A5C"/>
           <w:sz w:val="22"/>
         </w:rPr>
-        <w:t xml:space="preserve">🎙 SPEAK: </w:t>
+        <w:t xml:space="preserve">📌 NOTE  </w:t>
       </w:r>
       <w:r>
         <w:rPr>
-          <w:rFonts w:ascii="Arial" w:hAnsi="Arial" w:cs="Arial"/>
+          <w:rFonts w:ascii="Arial" w:hAnsi="Arial"/>
           <w:b w:val="0"/>
-          <w:i w:val="0"/>
-          <w:color w:val="1E293B"/>
+          <w:i/>
           <w:sz w:val="22"/>
         </w:rPr>
-        <w:t>“You’re running five dental offices, and the system holding them together is still a playbook in a document and scorecards you’re filling in by hand. I can tell because you’ve written about building it yourself — pillar by pillar, office by office.”</w:t>
+        <w:t>The disarming “who I am / why this is cold” context lives in the wrapper message (0.1), not here — the open stays a pure problem-first hook.</w:t>
       </w:r>
     </w:p>
     <w:p>
       <w:pPr>
-        <w:spacing w:before="240" w:after="0"/>
+        <w:spacing w:after="80" w:before="280"/>
       </w:pPr>
       <w:r>
         <w:rPr>
-          <w:rFonts w:ascii="Arial" w:hAnsi="Arial" w:cs="Arial"/>
+          <w:rFonts w:ascii="Arial" w:hAnsi="Arial"/>
           <w:b/>
           <w:i w:val="0"/>
-          <w:color w:val="1A3A5C"/>
-          <w:sz w:val="25"/>
+          <w:color w:val="2A7AAA"/>
+          <w:sz w:val="30"/>
         </w:rPr>
-        <w:t>BEAT 2 — The Homework: her real problems, in her words</w:t>
+        <w:t>BEAT 2 — The Homework: his real problems, in his words (Recognition deepens)</w:t>
       </w:r>
     </w:p>
     <w:p>
       <w:pPr>
-        <w:spacing w:after="80"/>
+        <w:spacing w:after="80" w:before="0"/>
       </w:pPr>
       <w:r>
         <w:rPr>
-          <w:rFonts w:ascii="Arial" w:hAnsi="Arial" w:cs="Arial"/>
+          <w:rFonts w:ascii="Arial" w:hAnsi="Arial"/>
           <w:b w:val="0"/>
           <w:i/>
-          <w:color w:val="888888"/>
-          <w:sz w:val="19"/>
+          <w:color w:val="555555"/>
+          <w:sz w:val="22"/>
         </w:rPr>
-        <w:t>Prove this is not a template — everything is visible from the outside.</w:t>
+        <w:t>Purpose: prove this is not a template</w:t>
       </w:r>
     </w:p>
     <w:p>
       <w:pPr>
-        <w:spacing w:before="200" w:after="40"/>
+        <w:spacing w:after="160" w:before="0"/>
       </w:pPr>
       <w:r>
         <w:rPr>
-          <w:rFonts w:ascii="Courier New" w:hAnsi="Courier New" w:cs="Courier New"/>
-          <w:b/>
+          <w:rFonts w:ascii="Courier New" w:hAnsi="Courier New"/>
+          <w:b w:val="0"/>
           <w:i w:val="0"/>
           <w:color w:val="888888"/>
           <w:sz w:val="20"/>
@@ -274,120 +547,142 @@
     </w:p>
     <w:p>
       <w:pPr>
+        <w:spacing w:after="120" w:before="0"/>
         <w:shd w:val="clear" w:color="auto" w:fill="d4f4e3"/>
-        <w:spacing w:after="160"/>
       </w:pPr>
       <w:r>
         <w:rPr>
-          <w:rFonts w:ascii="Arial" w:hAnsi="Arial" w:cs="Arial"/>
+          <w:rFonts w:ascii="Arial" w:hAnsi="Arial"/>
           <w:b/>
           <w:i w:val="0"/>
           <w:color w:val="1A3A5C"/>
           <w:sz w:val="22"/>
         </w:rPr>
-        <w:t xml:space="preserve">👆 ACTION: </w:t>
+        <w:t xml:space="preserve">👆 ACTION  </w:t>
       </w:r>
       <w:r>
         <w:rPr>
-          <w:rFonts w:ascii="Arial" w:hAnsi="Arial" w:cs="Arial"/>
+          <w:rFonts w:ascii="Arial" w:hAnsi="Arial"/>
           <w:b w:val="0"/>
           <w:i w:val="0"/>
-          <w:color w:val="1E293B"/>
           <w:sz w:val="22"/>
         </w:rPr>
-        <w:t>Scroll slowly down the Current Problem Register table, pausing on each row.</w:t>
+        <w:t>Scroll slowly down the Current Problem Register table — “The problems behind the bottleneck.”</w:t>
       </w:r>
     </w:p>
     <w:p>
       <w:pPr>
+        <w:spacing w:after="120" w:before="0"/>
         <w:shd w:val="clear" w:color="auto" w:fill="ddeeff"/>
-        <w:spacing w:after="160"/>
       </w:pPr>
       <w:r>
         <w:rPr>
-          <w:rFonts w:ascii="Arial" w:hAnsi="Arial" w:cs="Arial"/>
+          <w:rFonts w:ascii="Arial" w:hAnsi="Arial"/>
           <w:b/>
           <w:i w:val="0"/>
           <w:color w:val="1A3A5C"/>
           <w:sz w:val="22"/>
         </w:rPr>
-        <w:t xml:space="preserve">🖥 SCREEN: </w:t>
+        <w:t xml:space="preserve">🖥 SCREEN  </w:t>
       </w:r>
       <w:r>
         <w:rPr>
-          <w:rFonts w:ascii="Arial" w:hAnsi="Arial" w:cs="Arial"/>
+          <w:rFonts w:ascii="Arial" w:hAnsi="Arial"/>
           <w:b w:val="0"/>
           <w:i w:val="0"/>
-          <w:color w:val="1E293B"/>
           <w:sz w:val="22"/>
         </w:rPr>
-        <w:t>The current-state problem table.</w:t>
+        <w:t>The problem table — Current Challenge / Business Impact / Pressure columns.</w:t>
       </w:r>
     </w:p>
     <w:p>
       <w:pPr>
-        <w:spacing w:line="360" w:lineRule="auto" w:after="160"/>
+        <w:spacing w:after="200" w:before="0" w:line="360" w:lineRule="auto"/>
         <w:ind w:left="360"/>
       </w:pPr>
       <w:r>
         <w:rPr>
-          <w:rFonts w:ascii="Arial" w:hAnsi="Arial" w:cs="Arial"/>
+          <w:rFonts w:ascii="Arial" w:hAnsi="Arial"/>
+          <w:b/>
+          <w:i w:val="0"/>
+          <w:color w:val="1A3A5C"/>
+          <w:sz w:val="24"/>
+        </w:rPr>
+        <w:t xml:space="preserve">🎙 SPEAK  </w:t>
+      </w:r>
+      <w:r>
+        <w:rPr>
+          <w:rFonts w:ascii="Arial" w:hAnsi="Arial"/>
+          <w:b w:val="0"/>
+          <w:i w:val="0"/>
+          <w:sz w:val="24"/>
+        </w:rPr>
+        <w:t>"Everything here came from what you've already made public — your own LinkedIn posts and your website, nothing private. You've said scheduling is busy, not productive, with no real system for gap-fill or provider utilization. You've said collections tracking — targets, aging reports, insurance follow-up — is still done by hand at every location. And you've said leadership can't see all five offices in one place; KPIs are still compiled office by office. None of this is a guess."</w:t>
+      </w:r>
+    </w:p>
+    <w:p>
+      <w:pPr>
+        <w:spacing w:after="120" w:before="0"/>
+        <w:shd w:val="clear" w:color="auto" w:fill="FFF3CC"/>
+      </w:pPr>
+      <w:r>
+        <w:rPr>
+          <w:rFonts w:ascii="Arial" w:hAnsi="Arial"/>
           <w:b/>
           <w:i w:val="0"/>
           <w:color w:val="1A3A5C"/>
           <w:sz w:val="22"/>
         </w:rPr>
-        <w:t xml:space="preserve">🎙 SPEAK: </w:t>
+        <w:t xml:space="preserve">📌 NOTE  </w:t>
       </w:r>
       <w:r>
         <w:rPr>
-          <w:rFonts w:ascii="Arial" w:hAnsi="Arial" w:cs="Arial"/>
+          <w:rFonts w:ascii="Arial" w:hAnsi="Arial"/>
           <w:b w:val="0"/>
-          <w:i w:val="0"/>
-          <w:color w:val="1E293B"/>
+          <w:i/>
           <w:sz w:val="22"/>
         </w:rPr>
-        <w:t>“None of what’s on this screen is a guess — it’s all from your own posts. You said you want productive scheduling, not just busy scheduling — balancing provider time and procedure mix, cutting the gaps and last-minute cancellations. You said a healthy practice isn’t just about what you produce, it’s about what you collect — and that collections and insurance follow-up still run on accountability, not automation. You wrote that ‘bottleneck’ wasn’t in your vocabulary two weeks ago, and now it’s everywhere. And the scorecards that tell you how each office is doing — you’re still building those by hand.”</w:t>
+        <w:t>Surveillance calibration: cite public sources by name (LinkedIn posts, website) and avoid implying private systems were studied. Specificity should feel like diligence, not intrusion.</w:t>
       </w:r>
     </w:p>
     <w:p>
       <w:pPr>
-        <w:spacing w:before="240" w:after="0"/>
+        <w:spacing w:after="80" w:before="280"/>
       </w:pPr>
       <w:r>
         <w:rPr>
-          <w:rFonts w:ascii="Arial" w:hAnsi="Arial" w:cs="Arial"/>
+          <w:rFonts w:ascii="Arial" w:hAnsi="Arial"/>
           <w:b/>
           <w:i w:val="0"/>
-          <w:color w:val="1A3A5C"/>
-          <w:sz w:val="25"/>
+          <w:color w:val="2A7AAA"/>
+          <w:sz w:val="30"/>
         </w:rPr>
-        <w:t>BEAT 3 — The Honest Limit: the Trust beat and the bridge to paid</w:t>
+        <w:t>BEAT 3 — The Honest Limit: the Trust beat AND the bridge to paid</w:t>
       </w:r>
     </w:p>
     <w:p>
       <w:pPr>
-        <w:spacing w:after="80"/>
+        <w:spacing w:after="80" w:before="0"/>
       </w:pPr>
       <w:r>
         <w:rPr>
-          <w:rFonts w:ascii="Arial" w:hAnsi="Arial" w:cs="Arial"/>
+          <w:rFonts w:ascii="Arial" w:hAnsi="Arial"/>
           <w:b w:val="0"/>
           <w:i/>
-          <w:color w:val="888888"/>
-          <w:sz w:val="19"/>
+          <w:color w:val="555555"/>
+          <w:sz w:val="22"/>
         </w:rPr>
-        <w:t>The most important beat — be straight about what outside research can and can’t see.</w:t>
+        <w:t>Purpose: the most important beat — TRUST + the reason the session exists</w:t>
       </w:r>
     </w:p>
     <w:p>
       <w:pPr>
-        <w:spacing w:before="200" w:after="40"/>
+        <w:spacing w:after="160" w:before="0"/>
       </w:pPr>
       <w:r>
         <w:rPr>
-          <w:rFonts w:ascii="Courier New" w:hAnsi="Courier New" w:cs="Courier New"/>
-          <w:b/>
+          <w:rFonts w:ascii="Courier New" w:hAnsi="Courier New"/>
+          <w:b w:val="0"/>
           <w:i w:val="0"/>
           <w:color w:val="888888"/>
           <w:sz w:val="20"/>
@@ -397,94 +692,117 @@
     </w:p>
     <w:p>
       <w:pPr>
+        <w:spacing w:after="120" w:before="0"/>
         <w:shd w:val="clear" w:color="auto" w:fill="ddeeff"/>
-        <w:spacing w:after="160"/>
       </w:pPr>
       <w:r>
         <w:rPr>
-          <w:rFonts w:ascii="Arial" w:hAnsi="Arial" w:cs="Arial"/>
+          <w:rFonts w:ascii="Arial" w:hAnsi="Arial"/>
           <w:b/>
           <w:i w:val="0"/>
           <w:color w:val="1A3A5C"/>
           <w:sz w:val="22"/>
         </w:rPr>
-        <w:t xml:space="preserve">🖥 SCREEN: </w:t>
+        <w:t xml:space="preserve">🖥 SCREEN  </w:t>
       </w:r>
       <w:r>
         <w:rPr>
-          <w:rFonts w:ascii="Arial" w:hAnsi="Arial" w:cs="Arial"/>
+          <w:rFonts w:ascii="Arial" w:hAnsi="Arial"/>
           <w:b w:val="0"/>
           <w:i w:val="0"/>
-          <w:color w:val="1E293B"/>
           <w:sz w:val="22"/>
         </w:rPr>
-        <w:t>The Research Transparency table — what we can see vs. what we’d like to confirm.</w:t>
+        <w:t>The Research Transparency table — “What we know and where we'd like your confirmation.”</w:t>
       </w:r>
     </w:p>
     <w:p>
       <w:pPr>
-        <w:spacing w:line="360" w:lineRule="auto" w:after="160"/>
+        <w:spacing w:after="200" w:before="0" w:line="360" w:lineRule="auto"/>
         <w:ind w:left="360"/>
       </w:pPr>
       <w:r>
         <w:rPr>
-          <w:rFonts w:ascii="Arial" w:hAnsi="Arial" w:cs="Arial"/>
+          <w:rFonts w:ascii="Arial" w:hAnsi="Arial"/>
+          <w:b/>
+          <w:i w:val="0"/>
+          <w:color w:val="1A3A5C"/>
+          <w:sz w:val="24"/>
+        </w:rPr>
+        <w:t xml:space="preserve">🎙 SPEAK  </w:t>
+      </w:r>
+      <w:r>
+        <w:rPr>
+          <w:rFonts w:ascii="Arial" w:hAnsi="Arial"/>
+          <w:b w:val="0"/>
+          <w:i w:val="0"/>
+          <w:sz w:val="24"/>
+        </w:rPr>
+        <w:t>"Here's the honest boundary of what I can see from outside: your location count, how long you've operated, and what you've written about your own playbook. What I can't see is how many hours each manager spends on scheduling and collections weekly, your real collections rate, or how long a new manager takes to become fully productive. Those numbers are exactly where the real cost is sitting — and they're the first thing worth mapping out together."</w:t>
+      </w:r>
+    </w:p>
+    <w:p>
+      <w:pPr>
+        <w:spacing w:after="120" w:before="0"/>
+        <w:shd w:val="clear" w:color="auto" w:fill="FFF3CC"/>
+      </w:pPr>
+      <w:r>
+        <w:rPr>
+          <w:rFonts w:ascii="Arial" w:hAnsi="Arial"/>
           <w:b/>
           <w:i w:val="0"/>
           <w:color w:val="1A3A5C"/>
           <w:sz w:val="22"/>
         </w:rPr>
-        <w:t xml:space="preserve">🎙 SPEAK: </w:t>
+        <w:t xml:space="preserve">📌 NOTE  </w:t>
       </w:r>
       <w:r>
         <w:rPr>
-          <w:rFonts w:ascii="Arial" w:hAnsi="Arial" w:cs="Arial"/>
+          <w:rFonts w:ascii="Arial" w:hAnsi="Arial"/>
           <w:b w:val="0"/>
-          <w:i w:val="0"/>
-          <w:color w:val="1E293B"/>
+          <w:i/>
           <w:sz w:val="22"/>
         </w:rPr>
-        <w:t>“Here’s the honest limit of what I can do from the outside. I can see the shape of the problem — five offices, a manual playbook, no shared system pulling them together. What I can’t see yet are the three numbers that actually matter: how many hours a week each office manager loses to scheduling, collections, and reporting; what your production-to-collections rate looks like office by office; and your real no-show rate. Those blind spots aren’t a footnote — that’s exactly where the money is, and they’d be the first thing we’d map together.”</w:t>
+        <w:t>No price or session named here — this beat is the bridge, not the pitch.</w:t>
       </w:r>
     </w:p>
     <w:p>
       <w:pPr>
-        <w:spacing w:before="240" w:after="0"/>
+        <w:spacing w:after="80" w:before="280"/>
       </w:pPr>
       <w:r>
         <w:rPr>
-          <w:rFonts w:ascii="Arial" w:hAnsi="Arial" w:cs="Arial"/>
+          <w:rFonts w:ascii="Arial" w:hAnsi="Arial"/>
           <w:b/>
           <w:i w:val="0"/>
-          <w:color w:val="1A3A5C"/>
-          <w:sz w:val="25"/>
+          <w:color w:val="2A7AAA"/>
+          <w:sz w:val="30"/>
         </w:rPr>
-        <w:t>BEAT 4 — The Stakes Number + the Regret Gap</w:t>
+        <w:t>BEAT 4 — The Stakes Number + the Regret Gap (Fear of Inaction)</w:t>
       </w:r>
     </w:p>
     <w:p>
       <w:pPr>
-        <w:spacing w:after="80"/>
+        <w:spacing w:after="80" w:before="0"/>
       </w:pPr>
       <w:r>
         <w:rPr>
-          <w:rFonts w:ascii="Arial" w:hAnsi="Arial" w:cs="Arial"/>
+          <w:rFonts w:ascii="Arial" w:hAnsi="Arial"/>
           <w:b w:val="0"/>
           <w:i/>
-          <w:color w:val="888888"/>
-          <w:sz w:val="19"/>
+          <w:color w:val="555555"/>
+          <w:sz w:val="22"/>
         </w:rPr>
-        <w:t>Make the cost real, then point it at her own stated ambition. Pressure the goal, never the person.</w:t>
+        <w:t>Purpose: make the cost real, then point it at their own ambition</w:t>
       </w:r>
     </w:p>
     <w:p>
       <w:pPr>
-        <w:spacing w:before="200" w:after="40"/>
+        <w:spacing w:after="160" w:before="0"/>
       </w:pPr>
       <w:r>
         <w:rPr>
-          <w:rFonts w:ascii="Courier New" w:hAnsi="Courier New" w:cs="Courier New"/>
-          <w:b/>
+          <w:rFonts w:ascii="Courier New" w:hAnsi="Courier New"/>
+          <w:b w:val="0"/>
           <w:i w:val="0"/>
           <w:color w:val="888888"/>
           <w:sz w:val="20"/>
@@ -494,120 +812,117 @@
     </w:p>
     <w:p>
       <w:pPr>
+        <w:spacing w:after="120" w:before="0"/>
         <w:shd w:val="clear" w:color="auto" w:fill="ddeeff"/>
-        <w:spacing w:after="160"/>
       </w:pPr>
       <w:r>
         <w:rPr>
-          <w:rFonts w:ascii="Arial" w:hAnsi="Arial" w:cs="Arial"/>
+          <w:rFonts w:ascii="Arial" w:hAnsi="Arial"/>
           <w:b/>
           <w:i w:val="0"/>
           <w:color w:val="1A3A5C"/>
           <w:sz w:val="22"/>
         </w:rPr>
-        <w:t xml:space="preserve">🖥 SCREEN: </w:t>
+        <w:t xml:space="preserve">🖥 SCREEN  </w:t>
       </w:r>
       <w:r>
         <w:rPr>
-          <w:rFonts w:ascii="Arial" w:hAnsi="Arial" w:cs="Arial"/>
+          <w:rFonts w:ascii="Arial" w:hAnsi="Arial"/>
           <w:b w:val="0"/>
           <w:i w:val="0"/>
-          <w:color w:val="1E293B"/>
           <w:sz w:val="22"/>
         </w:rPr>
-        <w:t>The first future-risk card — “Management burden scales linearly with each new office.”</w:t>
+        <w:t>The future-risk card — “Management burden scales linearly with each new office.”</w:t>
       </w:r>
     </w:p>
     <w:p>
       <w:pPr>
-        <w:spacing w:line="360" w:lineRule="auto" w:after="160"/>
+        <w:spacing w:after="200" w:before="0" w:line="360" w:lineRule="auto"/>
         <w:ind w:left="360"/>
       </w:pPr>
       <w:r>
         <w:rPr>
-          <w:rFonts w:ascii="Arial" w:hAnsi="Arial" w:cs="Arial"/>
+          <w:rFonts w:ascii="Arial" w:hAnsi="Arial"/>
+          <w:b/>
+          <w:i w:val="0"/>
+          <w:color w:val="1A3A5C"/>
+          <w:sz w:val="24"/>
+        </w:rPr>
+        <w:t xml:space="preserve">🎙 SPEAK  </w:t>
+      </w:r>
+      <w:r>
+        <w:rPr>
+          <w:rFonts w:ascii="Arial" w:hAnsi="Arial"/>
+          <w:b w:val="0"/>
+          <w:i w:val="0"/>
+          <w:sz w:val="24"/>
+        </w:rPr>
+        <w:t>"Right now, that same manual system runs independently five separate times, once per office — and that's before office number six. You've said your goal is to build 'the best dang dental group on the planet,' where every office runs the same way whether you're in the building or not. This gap stands between you and that goal — and it doesn't stay the same size as you grow, it multiplies with every new location."</w:t>
+      </w:r>
+    </w:p>
+    <w:p>
+      <w:pPr>
+        <w:spacing w:after="120" w:before="0"/>
+        <w:shd w:val="clear" w:color="auto" w:fill="FFF3CC"/>
+      </w:pPr>
+      <w:r>
+        <w:rPr>
+          <w:rFonts w:ascii="Arial" w:hAnsi="Arial"/>
           <w:b/>
           <w:i w:val="0"/>
           <w:color w:val="1A3A5C"/>
           <w:sz w:val="22"/>
         </w:rPr>
-        <w:t xml:space="preserve">🎙 SPEAK: </w:t>
+        <w:t xml:space="preserve">📌 NOTE  </w:t>
       </w:r>
       <w:r>
         <w:rPr>
-          <w:rFonts w:ascii="Arial" w:hAnsi="Arial" w:cs="Arial"/>
+          <w:rFonts w:ascii="Arial" w:hAnsi="Arial"/>
           <w:b w:val="0"/>
-          <w:i w:val="0"/>
-          <w:color w:val="1E293B"/>
+          <w:i/>
           <w:sz w:val="22"/>
         </w:rPr>
-        <w:t>“I won’t put a hard dollar figure on this from the outside — that would be a guess. But across five offices, when collections and follow-up run by hand, even a couple of points of production slipping each month adds up to real money by year-end — and pinning that number down is one of the first things we’d do together. You’ve said you want the best dental group on the planet, one that runs even when you’re not carrying it. Right now this one gap is what caps that — and every new office you open multiplies it, it doesn’t shrink it.”</w:t>
+        <w:t>No dollar figure used — the ROI Integrity Ladder has no defensible L1/L2 cost number, so this is a directional volume statement built from observable facts (location count, confirmed absence of a digital platform), not from the unknowns confessed in Beat 3. Tone stays aimed at the goal, never the person.</w:t>
       </w:r>
     </w:p>
     <w:p>
       <w:pPr>
-        <w:shd w:val="clear" w:color="auto" w:fill="fff3cc"/>
-        <w:spacing w:after="160"/>
+        <w:spacing w:after="80" w:before="280"/>
       </w:pPr>
       <w:r>
         <w:rPr>
-          <w:rFonts w:ascii="Arial" w:hAnsi="Arial" w:cs="Arial"/>
+          <w:rFonts w:ascii="Arial" w:hAnsi="Arial"/>
           <w:b/>
           <w:i w:val="0"/>
-          <w:color w:val="1A3A5C"/>
-          <w:sz w:val="22"/>
+          <w:color w:val="2A7AAA"/>
+          <w:sz w:val="30"/>
         </w:rPr>
-        <w:t xml:space="preserve">📌 NOTE: </w:t>
-      </w:r>
-      <w:r>
-        <w:rPr>
-          <w:rFonts w:ascii="Arial" w:hAnsi="Arial" w:cs="Arial"/>
-          <w:b w:val="0"/>
-          <w:i/>
-          <w:color w:val="1E293B"/>
-          <w:sz w:val="22"/>
-        </w:rPr>
-        <w:t>Stakes is a directional volume statement, hedged for Medium confidence — no fabricated figure, because no internal operational numbers are available yet. The regret gap uses her own words (“best dang dental group on the planet”) and her stated wish for an organization that performs when she isn’t carrying it. Visionary framing — never imply her systems are “broken.”</w:t>
+        <w:t>BEAT 5 — The Reply Ask (Momentum) — no money, no price</w:t>
       </w:r>
     </w:p>
     <w:p>
       <w:pPr>
-        <w:spacing w:before="240" w:after="0"/>
+        <w:spacing w:after="80" w:before="0"/>
       </w:pPr>
       <w:r>
         <w:rPr>
-          <w:rFonts w:ascii="Arial" w:hAnsi="Arial" w:cs="Arial"/>
-          <w:b/>
-          <w:i w:val="0"/>
-          <w:color w:val="1A3A5C"/>
-          <w:sz w:val="25"/>
+          <w:rFonts w:ascii="Arial" w:hAnsi="Arial"/>
+          <w:b w:val="0"/>
+          <w:i/>
+          <w:color w:val="555555"/>
+          <w:sz w:val="22"/>
         </w:rPr>
-        <w:t>BEAT 5 — The Reply Ask (no money, no price)</w:t>
+        <w:t>Purpose: one low-friction next step — a reply, not a payment</w:t>
       </w:r>
     </w:p>
     <w:p>
       <w:pPr>
-        <w:spacing w:after="80"/>
+        <w:spacing w:after="160" w:before="0"/>
       </w:pPr>
       <w:r>
         <w:rPr>
-          <w:rFonts w:ascii="Arial" w:hAnsi="Arial" w:cs="Arial"/>
+          <w:rFonts w:ascii="Courier New" w:hAnsi="Courier New"/>
           <w:b w:val="0"/>
-          <w:i/>
-          <w:color w:val="888888"/>
-          <w:sz w:val="19"/>
-        </w:rPr>
-        <w:t>One low-friction next step — a reply, not a payment. Includes the single proof-of-competence line.</w:t>
-      </w:r>
-    </w:p>
-    <w:p>
-      <w:pPr>
-        <w:spacing w:before="200" w:after="40"/>
-      </w:pPr>
-      <w:r>
-        <w:rPr>
-          <w:rFonts w:ascii="Courier New" w:hAnsi="Courier New" w:cs="Courier New"/>
-          <w:b/>
           <w:i w:val="0"/>
           <w:color w:val="888888"/>
           <w:sz w:val="20"/>
@@ -617,286 +932,102 @@
     </w:p>
     <w:p>
       <w:pPr>
+        <w:spacing w:after="120" w:before="0"/>
         <w:shd w:val="clear" w:color="auto" w:fill="ddeeff"/>
-        <w:spacing w:after="160"/>
       </w:pPr>
       <w:r>
         <w:rPr>
-          <w:rFonts w:ascii="Arial" w:hAnsi="Arial" w:cs="Arial"/>
+          <w:rFonts w:ascii="Arial" w:hAnsi="Arial"/>
           <w:b/>
           <w:i w:val="0"/>
           <w:color w:val="1A3A5C"/>
           <w:sz w:val="22"/>
         </w:rPr>
-        <w:t xml:space="preserve">🖥 SCREEN: </w:t>
+        <w:t xml:space="preserve">🖥 SCREEN  </w:t>
       </w:r>
       <w:r>
         <w:rPr>
-          <w:rFonts w:ascii="Arial" w:hAnsi="Arial" w:cs="Arial"/>
+          <w:rFonts w:ascii="Arial" w:hAnsi="Arial"/>
           <w:b w:val="0"/>
           <w:i w:val="0"/>
-          <w:color w:val="1E293B"/>
           <w:sz w:val="22"/>
         </w:rPr>
-        <w:t>Clean closing screen — the brief’s reply-ask panel.</w:t>
+        <w:t>Clean closing screen — “Tell me where I got it right — and where I didn't.”</w:t>
       </w:r>
     </w:p>
     <w:p>
       <w:pPr>
-        <w:spacing w:line="360" w:lineRule="auto" w:after="160"/>
+        <w:spacing w:after="200" w:before="0" w:line="360" w:lineRule="auto"/>
         <w:ind w:left="360"/>
       </w:pPr>
       <w:r>
         <w:rPr>
-          <w:rFonts w:ascii="Arial" w:hAnsi="Arial" w:cs="Arial"/>
+          <w:rFonts w:ascii="Arial" w:hAnsi="Arial"/>
+          <w:b/>
+          <w:i w:val="0"/>
+          <w:color w:val="1A3A5C"/>
+          <w:sz w:val="24"/>
+        </w:rPr>
+        <w:t xml:space="preserve">🎙 SPEAK  </w:t>
+      </w:r>
+      <w:r>
+        <w:rPr>
+          <w:rFonts w:ascii="Arial" w:hAnsi="Arial"/>
+          <w:b w:val="0"/>
+          <w:i w:val="0"/>
+          <w:sz w:val="24"/>
+        </w:rPr>
+        <w:t>"This is exactly the kind of operational gap we build systems to close — replacing a paper playbook with something that runs itself across every location."</w:t>
+      </w:r>
+    </w:p>
+    <w:p>
+      <w:pPr>
+        <w:spacing w:after="200" w:before="0" w:line="360" w:lineRule="auto"/>
+        <w:ind w:left="360"/>
+      </w:pPr>
+      <w:r>
+        <w:rPr>
+          <w:rFonts w:ascii="Arial" w:hAnsi="Arial"/>
+          <w:b/>
+          <w:i w:val="0"/>
+          <w:color w:val="1A3A5C"/>
+          <w:sz w:val="24"/>
+        </w:rPr>
+        <w:t xml:space="preserve">🎙 SPEAK  </w:t>
+      </w:r>
+      <w:r>
+        <w:rPr>
+          <w:rFonts w:ascii="Arial" w:hAnsi="Arial"/>
+          <w:b w:val="0"/>
+          <w:i w:val="0"/>
+          <w:sz w:val="24"/>
+        </w:rPr>
+        <w:t>"I'd genuinely rather be corrected than flattered here — the one problem you push back on hardest is usually the one that matters most inside your operation. You know the inside; I only see the outside, so tell me which of these I read right, and which one I've overweighted."</w:t>
+      </w:r>
+    </w:p>
+    <w:p>
+      <w:pPr>
+        <w:spacing w:after="120" w:before="0"/>
+        <w:shd w:val="clear" w:color="auto" w:fill="FFF3CC"/>
+      </w:pPr>
+      <w:r>
+        <w:rPr>
+          <w:rFonts w:ascii="Arial" w:hAnsi="Arial"/>
           <w:b/>
           <w:i w:val="0"/>
           <w:color w:val="1A3A5C"/>
           <w:sz w:val="22"/>
         </w:rPr>
-        <w:t xml:space="preserve">🎙 SPEAK: </w:t>
+        <w:t xml:space="preserve">📌 NOTE  </w:t>
       </w:r>
       <w:r>
         <w:rPr>
-          <w:rFonts w:ascii="Arial" w:hAnsi="Arial" w:cs="Arial"/>
+          <w:rFonts w:ascii="Arial" w:hAnsi="Arial"/>
           <w:b w:val="0"/>
-          <w:i w:val="0"/>
-          <w:color w:val="1E293B"/>
+          <w:i/>
           <w:sz w:val="22"/>
         </w:rPr>
-        <w:t>“This is exactly the kind of operational gap we build systems to close — but before any of that, I just want to know if I read your business right. If this matches what you’re living, reply and tell me; and if I missed something, tell me that too. Either way, I’d genuinely like to know.”</w:t>
-      </w:r>
-    </w:p>
-    <w:p>
-      <w:pPr>
-        <w:shd w:val="clear" w:color="auto" w:fill="fff3cc"/>
-        <w:spacing w:after="160"/>
-      </w:pPr>
-      <w:r>
-        <w:rPr>
-          <w:rFonts w:ascii="Arial" w:hAnsi="Arial" w:cs="Arial"/>
-          <w:b/>
-          <w:i w:val="0"/>
-          <w:color w:val="1A3A5C"/>
-          <w:sz w:val="22"/>
-        </w:rPr>
-        <w:t xml:space="preserve">📌 NOTE: </w:t>
-      </w:r>
-      <w:r>
-        <w:rPr>
-          <w:rFonts w:ascii="Arial" w:hAnsi="Arial" w:cs="Arial"/>
-          <w:b w:val="0"/>
-          <w:i/>
-          <w:color w:val="1E293B"/>
-          <w:sz w:val="22"/>
-        </w:rPr>
-        <w:t>The video ends here. The paid consultation is NOT mentioned in the video. Proof-of-competence is an honest capability statement — no invented client or result, because none was available in the source material.</w:t>
-      </w:r>
-    </w:p>
-    <w:p>
-      <w:r>
-        <w:br w:type="page"/>
-      </w:r>
-    </w:p>
-    <w:p>
-      <w:pPr>
-        <w:spacing w:before="80" w:after="40"/>
-      </w:pPr>
-      <w:r>
-        <w:rPr>
-          <w:rFonts w:ascii="Arial" w:hAnsi="Arial" w:cs="Arial"/>
-          <w:b/>
-          <w:i w:val="0"/>
-          <w:color w:val="1A3A5C"/>
-          <w:sz w:val="30"/>
-        </w:rPr>
-        <w:t>PART B — The Follow-Up Sequence</w:t>
-      </w:r>
-    </w:p>
-    <w:p>
-      <w:pPr>
-        <w:spacing w:after="200"/>
-      </w:pPr>
-      <w:r>
-        <w:rPr>
-          <w:rFonts w:ascii="Arial" w:hAnsi="Arial" w:cs="Arial"/>
-          <w:b w:val="0"/>
-          <w:i/>
-          <w:color w:val="888888"/>
-          <w:sz w:val="19"/>
-        </w:rPr>
-        <w:t>Sent over the conversation her reply starts. Money is introduced only in Message 2, after dialogue exists. Each block is ready to copy and send.</w:t>
-      </w:r>
-    </w:p>
-    <w:p>
-      <w:pPr>
-        <w:spacing w:before="240" w:after="0"/>
-      </w:pPr>
-      <w:r>
-        <w:rPr>
-          <w:rFonts w:ascii="Arial" w:hAnsi="Arial" w:cs="Arial"/>
-          <w:b/>
-          <w:i w:val="0"/>
-          <w:color w:val="1A3A5C"/>
-          <w:sz w:val="24"/>
-        </w:rPr>
-        <w:t>MESSAGE 1 — Reward the reply (no offer)</w:t>
-      </w:r>
-    </w:p>
-    <w:p>
-      <w:pPr>
-        <w:spacing w:after="80"/>
-      </w:pPr>
-      <w:r>
-        <w:rPr>
-          <w:rFonts w:ascii="Arial" w:hAnsi="Arial" w:cs="Arial"/>
-          <w:b w:val="0"/>
-          <w:i/>
-          <w:color w:val="888888"/>
-          <w:sz w:val="19"/>
-        </w:rPr>
-        <w:t>Sent immediately when she replies.</w:t>
-      </w:r>
-    </w:p>
-    <w:p>
-      <w:pPr>
-        <w:shd w:val="clear" w:color="auto" w:fill="ebf3fb"/>
-        <w:spacing w:after="160" w:line="312" w:lineRule="auto"/>
-        <w:ind w:left="120" w:right="120"/>
-      </w:pPr>
-      <w:r>
-        <w:rPr>
-          <w:rFonts w:ascii="Arial" w:hAnsi="Arial" w:cs="Arial"/>
-          <w:b w:val="0"/>
-          <w:i w:val="0"/>
-          <w:color w:val="1E293B"/>
-          <w:sz w:val="22"/>
-        </w:rPr>
-        <w:t>Thanks for that — genuinely. That’s the part outside research can never reach, so it means more coming straight from you. Quick one while it’s fresh: roughly how many hours a week do you think each office manager actually loses to scheduling, collections follow-up, and pulling reports by hand? Even a ballpark tells me a lot about where the real leak is.</w:t>
-      </w:r>
-    </w:p>
-    <w:p>
-      <w:pPr>
-        <w:spacing w:before="240" w:after="0"/>
-      </w:pPr>
-      <w:r>
-        <w:rPr>
-          <w:rFonts w:ascii="Arial" w:hAnsi="Arial" w:cs="Arial"/>
-          <w:b/>
-          <w:i w:val="0"/>
-          <w:color w:val="1A3A5C"/>
-          <w:sz w:val="24"/>
-        </w:rPr>
-        <w:t>MESSAGE 2 — The paid consultation offer</w:t>
-      </w:r>
-    </w:p>
-    <w:p>
-      <w:pPr>
-        <w:spacing w:after="80"/>
-      </w:pPr>
-      <w:r>
-        <w:rPr>
-          <w:rFonts w:ascii="Arial" w:hAnsi="Arial" w:cs="Arial"/>
-          <w:b w:val="0"/>
-          <w:i/>
-          <w:color w:val="888888"/>
-          <w:sz w:val="19"/>
-        </w:rPr>
-        <w:t>Sent after she answers Message 1.</w:t>
-      </w:r>
-    </w:p>
-    <w:p>
-      <w:pPr>
-        <w:shd w:val="clear" w:color="auto" w:fill="ebf3fb"/>
-        <w:spacing w:after="160" w:line="312" w:lineRule="auto"/>
-        <w:ind w:left="120" w:right="120"/>
-      </w:pPr>
-      <w:r>
-        <w:rPr>
-          <w:rFonts w:ascii="Arial" w:hAnsi="Arial" w:cs="Arial"/>
-          <w:b w:val="0"/>
-          <w:i w:val="0"/>
-          <w:color w:val="1E293B"/>
-          <w:sz w:val="22"/>
-        </w:rPr>
-        <w:t>Here’s what I’d suggest next — and it isn’t a sales call. It’s a paid working session where we sit down with your actual numbers and turn this outside read into a documented diagnosis you keep: where the operations are leaking, what it’s costing across the five offices, and what to fix first. It’s real R&amp;D on your business, and it’s how we’d firm up that rough estimate together with your real figures rather than my outside guess. Given that even a couple of points of collections slipping each month across five locations adds up fast, the session pays for itself if it catches even a fraction of that. And the guarantee is simple: if you don’t walk away with something worth more than the fee, you don’t pay. This is the kind of operational gap we build systems to close, so the diagnosis comes from the people who’d actually build the fix. The session is [CONSULTATION_FEE] — if you’re open to it, reply and I’ll send a couple of times.</w:t>
-      </w:r>
-    </w:p>
-    <w:p>
-      <w:pPr>
-        <w:spacing w:before="240" w:after="0"/>
-      </w:pPr>
-      <w:r>
-        <w:rPr>
-          <w:rFonts w:ascii="Arial" w:hAnsi="Arial" w:cs="Arial"/>
-          <w:b/>
-          <w:i w:val="0"/>
-          <w:color w:val="1A3A5C"/>
-          <w:sz w:val="24"/>
-        </w:rPr>
-        <w:t>MESSAGE 3 — Soft follow-up (if no reply in 3–4 days)</w:t>
-      </w:r>
-    </w:p>
-    <w:p>
-      <w:pPr>
-        <w:spacing w:after="80"/>
-      </w:pPr>
-      <w:r>
-        <w:rPr>
-          <w:rFonts w:ascii="Arial" w:hAnsi="Arial" w:cs="Arial"/>
-          <w:b w:val="0"/>
-          <w:i/>
-          <w:color w:val="888888"/>
-          <w:sz w:val="19"/>
-        </w:rPr>
-        <w:t>One nudge, value-first, easy out.</w:t>
-      </w:r>
-    </w:p>
-    <w:p>
-      <w:pPr>
-        <w:shd w:val="clear" w:color="auto" w:fill="ebf3fb"/>
-        <w:spacing w:after="160" w:line="312" w:lineRule="auto"/>
-        <w:ind w:left="120" w:right="120"/>
-      </w:pPr>
-      <w:r>
-        <w:rPr>
-          <w:rFonts w:ascii="Arial" w:hAnsi="Arial" w:cs="Arial"/>
-          <w:b w:val="0"/>
-          <w:i w:val="0"/>
-          <w:color w:val="1E293B"/>
-          <w:sz w:val="22"/>
-        </w:rPr>
-        <w:t>No rush on this at all. One more thing I noticed: you’re hiring Associate Managers across the group and building the onboarding curriculum from scratch — a shared operating system is exactly what lets a brand-new manager run an office to your standard without you training each one personally. If a session ever makes sense, the guarantee still stands — worth more than the fee or you don’t pay — and if now isn’t the time, “not now” is a perfectly good answer.</w:t>
-      </w:r>
-    </w:p>
-    <w:p>
-      <w:pPr>
-        <w:spacing w:before="40" w:after="120"/>
-        <w:pBdr>
-          <w:bottom w:val="single" w:sz="6" w:space="1" w:color="cbd5e1"/>
-        </w:pBdr>
-      </w:pPr>
-    </w:p>
-    <w:p>
-      <w:r>
-        <w:rPr>
-          <w:rFonts w:ascii="Arial" w:hAnsi="Arial" w:cs="Arial"/>
-          <w:b/>
-          <w:i w:val="0"/>
-          <w:color w:val="1A3A5C"/>
-          <w:sz w:val="19"/>
-        </w:rPr>
-        <w:t xml:space="preserve">Confidence calibration: Medium. </w:t>
-      </w:r>
-      <w:r>
-        <w:rPr>
-          <w:rFonts w:ascii="Arial" w:hAnsi="Arial" w:cs="Arial"/>
-          <w:b w:val="0"/>
-          <w:i w:val="0"/>
-          <w:color w:val="888888"/>
-          <w:sz w:val="19"/>
-        </w:rPr>
-        <w:t>Reply ask invites correction; stakes stated as a hedged directional estimate; Message 2 frames the session as firming up the estimate together. Dev8X · Confidential.</w:t>
+        <w:t>The video ends here. The paid consultation is NOT mentioned. Once the prospect replies, hand off to p3c_Messaging_Playbook.md — attach this script so the messages quote the exact problems, the exact stakes framing, and the exact proof-of-competence line used here.</w:t>
       </w:r>
     </w:p>
     <w:sectPr>
@@ -1272,13 +1403,9 @@
     <w:name w:val="Normal"/>
     <w:qFormat/>
     <w:rsid w:val="00FC693F"/>
-    <w:pPr>
-      <w:spacing w:after="120" w:line="276" w:lineRule="auto"/>
-    </w:pPr>
     <w:rPr>
-      <w:rFonts w:ascii="Arial" w:hAnsi="Arial" w:cs="Arial"/>
-      <w:color w:val="1E293B"/>
-      <w:sz w:val="22"/>
+      <w:rFonts w:ascii="Arial" w:hAnsi="Arial"/>
+      <w:sz w:val="24"/>
     </w:rPr>
   </w:style>
   <w:style w:type="paragraph" w:styleId="Header">

--- a/microfrontend/washington_smiles/artifacts/p3b_First_Video_Script_WashingtonSmiles.docx
+++ b/microfrontend/washington_smiles/artifacts/p3b_First_Video_Script_WashingtonSmiles.docx
@@ -220,7 +220,7 @@
           <w:i w:val="0"/>
           <w:sz w:val="20"/>
         </w:rPr>
-        <w:t>Here's the honest boundary of what I can see from outside: your location count, how long you've operated, and what you've written about your own playbook. What I can't see is how many hours each manager spends on scheduling and collections weekly, your real collections rate, or how long a new manager takes to become fully productive. Those numbers are exactly where the real cost is sitting — and they're the first thing worth mapping out together.</w:t>
+        <w:t>Here's the honest boundary of what I can see from outside: your location count, how long you've operated, and what you've written about your own playbook. What I can't see is how many hours each manager spends on scheduling and collections weekly, your actual no-show and cancellation rate, or how quickly a drifting location actually gets noticed. Those numbers are exactly where the real cost is sitting — and they're the first thing worth mapping out together.</w:t>
       </w:r>
     </w:p>
     <w:p>
@@ -737,7 +737,7 @@
           <w:i w:val="0"/>
           <w:sz w:val="24"/>
         </w:rPr>
-        <w:t>"Here's the honest boundary of what I can see from outside: your location count, how long you've operated, and what you've written about your own playbook. What I can't see is how many hours each manager spends on scheduling and collections weekly, your real collections rate, or how long a new manager takes to become fully productive. Those numbers are exactly where the real cost is sitting — and they're the first thing worth mapping out together."</w:t>
+        <w:t>"Here's the honest boundary of what I can see from outside: your location count, how long you've operated, and what you've written about your own playbook. What I can't see is how many hours each manager spends on scheduling and collections weekly, your actual no-show and cancellation rate, or how quickly a drifting location actually gets noticed. Those numbers are exactly where the real cost is sitting — and they're the first thing worth mapping out together."</w:t>
       </w:r>
     </w:p>
     <w:p>
